--- a/ticketOutTheDoor/2324/Set3BigData/Set3TicketOutTheDoorAPCompSciPrinciples.docx
+++ b/ticketOutTheDoor/2324/Set3BigData/Set3TicketOutTheDoorAPCompSciPrinciples.docx
@@ -1,6 +1,6 @@
 
 <file path=word/document.xml><?xml version="1.0" encoding="utf-8"?>
-<w:document xmlns:wpc="http://schemas.microsoft.com/office/word/2010/wordprocessingCanvas" xmlns:cx="http://schemas.microsoft.com/office/drawing/2014/chartex" xmlns:cx1="http://schemas.microsoft.com/office/drawing/2015/9/8/chartex" xmlns:cx2="http://schemas.microsoft.com/office/drawing/2015/10/21/chartex" xmlns:cx3="http://schemas.microsoft.com/office/drawing/2016/5/9/chartex" xmlns:cx4="http://schemas.microsoft.com/office/drawing/2016/5/10/chartex" xmlns:cx5="http://schemas.microsoft.com/office/drawing/2016/5/11/chartex" xmlns:cx6="http://schemas.microsoft.com/office/drawing/2016/5/12/chartex" xmlns:cx7="http://schemas.microsoft.com/office/drawing/2016/5/13/chartex" xmlns:cx8="http://schemas.microsoft.com/office/drawing/2016/5/14/chartex" xmlns:mc="http://schemas.openxmlformats.org/markup-compatibility/2006" xmlns:aink="http://schemas.microsoft.com/office/drawing/2016/ink" xmlns:am3d="http://schemas.microsoft.com/office/drawing/2017/model3d" xmlns:o="urn:schemas-microsoft-com:office:office" xmlns:oel="http://schemas.microsoft.com/office/2019/extlst" xmlns:r="http://schemas.openxmlformats.org/officeDocument/2006/relationships" xmlns:m="http://schemas.openxmlformats.org/officeDocument/2006/math" xmlns:v="urn:schemas-microsoft-com:vml" xmlns:wp14="http://schemas.microsoft.com/office/word/2010/wordprocessingDrawing" xmlns:wp="http://schemas.openxmlformats.org/drawingml/2006/wordprocessingDrawing" xmlns:w10="urn:schemas-microsoft-com:office:word" xmlns:w="http://schemas.openxmlformats.org/wordprocessingml/2006/main" xmlns:w14="http://schemas.microsoft.com/office/word/2010/wordml" xmlns:w15="http://schemas.microsoft.com/office/word/2012/wordml" xmlns:w16cex="http://schemas.microsoft.com/office/word/2018/wordml/cex" xmlns:w16cid="http://schemas.microsoft.com/office/word/2016/wordml/cid" xmlns:w16="http://schemas.microsoft.com/office/word/2018/wordml" xmlns:w16du="http://schemas.microsoft.com/office/word/2023/wordml/word16du" xmlns:w16sdtdh="http://schemas.microsoft.com/office/word/2020/wordml/sdtdatahash" xmlns:w16se="http://schemas.microsoft.com/office/word/2015/wordml/symex" xmlns:wpg="http://schemas.microsoft.com/office/word/2010/wordprocessingGroup" xmlns:wpi="http://schemas.microsoft.com/office/word/2010/wordprocessingInk" xmlns:wne="http://schemas.microsoft.com/office/word/2006/wordml" xmlns:wps="http://schemas.microsoft.com/office/word/2010/wordprocessingShape" mc:Ignorable="w14 w15 w16se w16cid w16 w16cex w16sdtdh w16du wp14">
+<w:document xmlns:wpc="http://schemas.microsoft.com/office/word/2010/wordprocessingCanvas" xmlns:cx="http://schemas.microsoft.com/office/drawing/2014/chartex" xmlns:cx1="http://schemas.microsoft.com/office/drawing/2015/9/8/chartex" xmlns:cx2="http://schemas.microsoft.com/office/drawing/2015/10/21/chartex" xmlns:cx3="http://schemas.microsoft.com/office/drawing/2016/5/9/chartex" xmlns:cx4="http://schemas.microsoft.com/office/drawing/2016/5/10/chartex" xmlns:cx5="http://schemas.microsoft.com/office/drawing/2016/5/11/chartex" xmlns:cx6="http://schemas.microsoft.com/office/drawing/2016/5/12/chartex" xmlns:cx7="http://schemas.microsoft.com/office/drawing/2016/5/13/chartex" xmlns:cx8="http://schemas.microsoft.com/office/drawing/2016/5/14/chartex" xmlns:mc="http://schemas.openxmlformats.org/markup-compatibility/2006" xmlns:aink="http://schemas.microsoft.com/office/drawing/2016/ink" xmlns:am3d="http://schemas.microsoft.com/office/drawing/2017/model3d" xmlns:o="urn:schemas-microsoft-com:office:office" xmlns:r="http://schemas.openxmlformats.org/officeDocument/2006/relationships" xmlns:m="http://schemas.openxmlformats.org/officeDocument/2006/math" xmlns:v="urn:schemas-microsoft-com:vml" xmlns:wp14="http://schemas.microsoft.com/office/word/2010/wordprocessingDrawing" xmlns:wp="http://schemas.openxmlformats.org/drawingml/2006/wordprocessingDrawing" xmlns:w10="urn:schemas-microsoft-com:office:word" xmlns:w="http://schemas.openxmlformats.org/wordprocessingml/2006/main" xmlns:w14="http://schemas.microsoft.com/office/word/2010/wordml" xmlns:w15="http://schemas.microsoft.com/office/word/2012/wordml" xmlns:w16cex="http://schemas.microsoft.com/office/word/2018/wordml/cex" xmlns:w16cid="http://schemas.microsoft.com/office/word/2016/wordml/cid" xmlns:w16="http://schemas.microsoft.com/office/word/2018/wordml" xmlns:w16se="http://schemas.microsoft.com/office/word/2015/wordml/symex" xmlns:wpg="http://schemas.microsoft.com/office/word/2010/wordprocessingGroup" xmlns:wpi="http://schemas.microsoft.com/office/word/2010/wordprocessingInk" xmlns:wne="http://schemas.microsoft.com/office/word/2006/wordml" xmlns:wps="http://schemas.microsoft.com/office/word/2010/wordprocessingShape" mc:Ignorable="w14 w15 w16se w16cid w16 w16cex wp14">
   <w:body>
     <w:p/>
     <w:tbl>
@@ -946,7 +946,6 @@
                 <w:bCs/>
                 <w:szCs w:val="20"/>
               </w:rPr>
-              <w:lastRenderedPageBreak/>
               <w:t xml:space="preserve">Skill </w:t>
             </w:r>
             <w:r>
@@ -1414,6 +1413,62 @@
         </w:rPr>
       </w:pPr>
     </w:p>
+    <w:p>
+      <w:pPr>
+        <w:rPr>
+          <w:szCs w:val="20"/>
+        </w:rPr>
+      </w:pPr>
+    </w:p>
+    <w:p>
+      <w:pPr>
+        <w:rPr>
+          <w:szCs w:val="20"/>
+        </w:rPr>
+      </w:pPr>
+    </w:p>
+    <w:p>
+      <w:pPr>
+        <w:rPr>
+          <w:szCs w:val="20"/>
+        </w:rPr>
+      </w:pPr>
+    </w:p>
+    <w:p>
+      <w:pPr>
+        <w:rPr>
+          <w:szCs w:val="20"/>
+        </w:rPr>
+      </w:pPr>
+    </w:p>
+    <w:p>
+      <w:pPr>
+        <w:rPr>
+          <w:szCs w:val="20"/>
+        </w:rPr>
+      </w:pPr>
+    </w:p>
+    <w:p>
+      <w:pPr>
+        <w:rPr>
+          <w:szCs w:val="20"/>
+        </w:rPr>
+      </w:pPr>
+    </w:p>
+    <w:p>
+      <w:pPr>
+        <w:rPr>
+          <w:szCs w:val="20"/>
+        </w:rPr>
+      </w:pPr>
+    </w:p>
+    <w:p>
+      <w:pPr>
+        <w:rPr>
+          <w:szCs w:val="20"/>
+        </w:rPr>
+      </w:pPr>
+    </w:p>
     <w:tbl>
       <w:tblPr>
         <w:tblStyle w:val="TableGrid"/>
@@ -1442,6 +1497,7 @@
                 <w:bCs/>
                 <w:szCs w:val="20"/>
               </w:rPr>
+              <w:lastRenderedPageBreak/>
               <w:t xml:space="preserve">Skill </w:t>
             </w:r>
             <w:r>
@@ -1872,25 +1928,995 @@
         </w:tc>
       </w:tr>
     </w:tbl>
-    <w:p>
-      <w:pPr>
-        <w:rPr>
-          <w:szCs w:val="20"/>
-        </w:rPr>
-      </w:pPr>
-    </w:p>
-    <w:p>
-      <w:pPr>
-        <w:rPr>
-          <w:szCs w:val="20"/>
-        </w:rPr>
-      </w:pPr>
-    </w:p>
+    <w:p/>
+    <w:p/>
+    <w:p/>
+    <w:p/>
+    <w:p/>
+    <w:p/>
+    <w:p/>
+    <w:p/>
+    <w:p/>
+    <w:p/>
+    <w:p/>
+    <w:p/>
+    <w:p/>
+    <w:tbl>
+      <w:tblPr>
+        <w:tblStyle w:val="TableGrid"/>
+        <w:tblW w:w="0" w:type="auto"/>
+        <w:tblLook w:val="04A0" w:firstRow="1" w:lastRow="0" w:firstColumn="1" w:lastColumn="0" w:noHBand="0" w:noVBand="1"/>
+      </w:tblPr>
+      <w:tblGrid>
+        <w:gridCol w:w="9350"/>
+      </w:tblGrid>
+      <w:tr>
+        <w:tc>
+          <w:tcPr>
+            <w:tcW w:w="9350" w:type="dxa"/>
+          </w:tcPr>
+          <w:p>
+            <w:pPr>
+              <w:rPr>
+                <w:b/>
+                <w:bCs/>
+              </w:rPr>
+            </w:pPr>
+            <w:r>
+              <w:rPr>
+                <w:b/>
+                <w:bCs/>
+              </w:rPr>
+              <w:lastRenderedPageBreak/>
+              <w:t>Skill 3.</w:t>
+            </w:r>
+            <w:r>
+              <w:rPr>
+                <w:b/>
+                <w:bCs/>
+              </w:rPr>
+              <w:t>1</w:t>
+            </w:r>
+            <w:r>
+              <w:rPr>
+                <w:b/>
+                <w:bCs/>
+              </w:rPr>
+              <w:t xml:space="preserve"> Exercise </w:t>
+            </w:r>
+            <w:r>
+              <w:rPr>
+                <w:b/>
+                <w:bCs/>
+              </w:rPr>
+              <w:t>1</w:t>
+            </w:r>
+          </w:p>
+        </w:tc>
+      </w:tr>
+      <w:tr>
+        <w:tc>
+          <w:tcPr>
+            <w:tcW w:w="9350" w:type="dxa"/>
+          </w:tcPr>
+          <w:p>
+            <w:r>
+              <w:t>Andy is using machine learning for an algorithm that classifies photos of restaurant meals by category (such as "sandwich", "curry", or "salad").</w:t>
+            </w:r>
+          </w:p>
+          <w:p/>
+          <w:p>
+            <w:r>
+              <w:t>He trains a neural network on a large open database of photos of restaurant meals. He then tests the network on local restaurants and notices that the Ethiopian restaurant meals aren't classified correctly.</w:t>
+            </w:r>
+          </w:p>
+        </w:tc>
+      </w:tr>
+      <w:tr>
+        <w:tc>
+          <w:tcPr>
+            <w:tcW w:w="9350" w:type="dxa"/>
+          </w:tcPr>
+          <w:p>
+            <w:r>
+              <w:t>What time of learning machine learning model is Andy probably using?</w:t>
+            </w:r>
+          </w:p>
+        </w:tc>
+      </w:tr>
+      <w:tr>
+        <w:tc>
+          <w:tcPr>
+            <w:tcW w:w="9350" w:type="dxa"/>
+          </w:tcPr>
+          <w:p/>
+          <w:p/>
+          <w:p/>
+        </w:tc>
+      </w:tr>
+      <w:tr>
+        <w:tc>
+          <w:tcPr>
+            <w:tcW w:w="9350" w:type="dxa"/>
+          </w:tcPr>
+          <w:p>
+            <w:r>
+              <w:t>What's the best way to improve the machine learning algorithm's ability to recognize Ethiopian meals?</w:t>
+            </w:r>
+          </w:p>
+        </w:tc>
+      </w:tr>
+      <w:tr>
+        <w:tc>
+          <w:tcPr>
+            <w:tcW w:w="9350" w:type="dxa"/>
+          </w:tcPr>
+          <w:p/>
+          <w:p/>
+          <w:p/>
+          <w:p/>
+          <w:p/>
+          <w:p/>
+        </w:tc>
+      </w:tr>
+    </w:tbl>
+    <w:p/>
+    <w:tbl>
+      <w:tblPr>
+        <w:tblStyle w:val="TableGrid"/>
+        <w:tblW w:w="0" w:type="auto"/>
+        <w:tblLook w:val="04A0" w:firstRow="1" w:lastRow="0" w:firstColumn="1" w:lastColumn="0" w:noHBand="0" w:noVBand="1"/>
+      </w:tblPr>
+      <w:tblGrid>
+        <w:gridCol w:w="9350"/>
+      </w:tblGrid>
+      <w:tr>
+        <w:tc>
+          <w:tcPr>
+            <w:tcW w:w="9350" w:type="dxa"/>
+          </w:tcPr>
+          <w:p>
+            <w:pPr>
+              <w:rPr>
+                <w:b/>
+                <w:bCs/>
+              </w:rPr>
+            </w:pPr>
+            <w:r>
+              <w:rPr>
+                <w:b/>
+                <w:bCs/>
+              </w:rPr>
+              <w:t>Skill 3.</w:t>
+            </w:r>
+            <w:r>
+              <w:rPr>
+                <w:b/>
+                <w:bCs/>
+              </w:rPr>
+              <w:t>6</w:t>
+            </w:r>
+            <w:r>
+              <w:rPr>
+                <w:b/>
+                <w:bCs/>
+              </w:rPr>
+              <w:t xml:space="preserve"> Exercise </w:t>
+            </w:r>
+            <w:r>
+              <w:rPr>
+                <w:b/>
+                <w:bCs/>
+              </w:rPr>
+              <w:t>2</w:t>
+            </w:r>
+          </w:p>
+        </w:tc>
+      </w:tr>
+      <w:tr>
+        <w:tc>
+          <w:tcPr>
+            <w:tcW w:w="9350" w:type="dxa"/>
+          </w:tcPr>
+          <w:p>
+            <w:r>
+              <w:t xml:space="preserve">Creating a Machine Learning (ML) model isn’t as hard as you think!  Follow the steps below to create and test an ML model. </w:t>
+            </w:r>
+          </w:p>
+          <w:p/>
+          <w:p>
+            <w:pPr>
+              <w:pStyle w:val="ListParagraph"/>
+              <w:numPr>
+                <w:ilvl w:val="0"/>
+                <w:numId w:val="20"/>
+              </w:numPr>
+            </w:pPr>
+            <w:r>
+              <w:t xml:space="preserve">Navigate to </w:t>
+            </w:r>
+            <w:hyperlink r:id="rId17" w:history="1">
+              <w:r>
+                <w:rPr>
+                  <w:rStyle w:val="Hyperlink"/>
+                </w:rPr>
+                <w:t>https://machinelearningforkids.co.uk/</w:t>
+              </w:r>
+            </w:hyperlink>
+            <w:r>
+              <w:t xml:space="preserve"> </w:t>
+            </w:r>
+          </w:p>
+          <w:p>
+            <w:pPr>
+              <w:pStyle w:val="ListParagraph"/>
+              <w:numPr>
+                <w:ilvl w:val="0"/>
+                <w:numId w:val="20"/>
+              </w:numPr>
+            </w:pPr>
+            <w:r>
+              <w:t xml:space="preserve">Click on the </w:t>
+            </w:r>
+            <w:r>
+              <w:rPr>
+                <w:i/>
+                <w:iCs/>
+              </w:rPr>
+              <w:t>Get started</w:t>
+            </w:r>
+            <w:r>
+              <w:rPr>
+                <w:i/>
+                <w:iCs/>
+              </w:rPr>
+              <w:t xml:space="preserve"> </w:t>
+            </w:r>
+            <w:r>
+              <w:t>button</w:t>
+            </w:r>
+          </w:p>
+          <w:p>
+            <w:pPr>
+              <w:pStyle w:val="ListParagraph"/>
+              <w:numPr>
+                <w:ilvl w:val="0"/>
+                <w:numId w:val="20"/>
+              </w:numPr>
+            </w:pPr>
+            <w:r>
+              <w:t xml:space="preserve">Click the </w:t>
+            </w:r>
+            <w:r>
+              <w:rPr>
+                <w:i/>
+                <w:iCs/>
+              </w:rPr>
+              <w:t>Try it now</w:t>
+            </w:r>
+            <w:r>
+              <w:t xml:space="preserve"> button</w:t>
+            </w:r>
+          </w:p>
+          <w:p>
+            <w:pPr>
+              <w:pStyle w:val="ListParagraph"/>
+              <w:numPr>
+                <w:ilvl w:val="0"/>
+                <w:numId w:val="20"/>
+              </w:numPr>
+              <w:rPr>
+                <w:i/>
+                <w:iCs/>
+              </w:rPr>
+            </w:pPr>
+            <w:r>
+              <w:t xml:space="preserve">Click </w:t>
+            </w:r>
+            <w:r>
+              <w:rPr>
+                <w:i/>
+                <w:iCs/>
+              </w:rPr>
+              <w:t>Add a new project</w:t>
+            </w:r>
+          </w:p>
+          <w:p>
+            <w:pPr>
+              <w:pStyle w:val="ListParagraph"/>
+              <w:numPr>
+                <w:ilvl w:val="0"/>
+                <w:numId w:val="20"/>
+              </w:numPr>
+            </w:pPr>
+            <w:r>
+              <w:t xml:space="preserve">Decide on a name for your project (cat detector, money detector, mood detector, etc.) and enter it </w:t>
+            </w:r>
+          </w:p>
+          <w:p>
+            <w:pPr>
+              <w:pStyle w:val="ListParagraph"/>
+              <w:numPr>
+                <w:ilvl w:val="0"/>
+                <w:numId w:val="20"/>
+              </w:numPr>
+            </w:pPr>
+            <w:r>
+              <w:t>Select recognizing images for the Project Type</w:t>
+            </w:r>
+          </w:p>
+          <w:p>
+            <w:pPr>
+              <w:pStyle w:val="ListParagraph"/>
+              <w:numPr>
+                <w:ilvl w:val="0"/>
+                <w:numId w:val="20"/>
+              </w:numPr>
+            </w:pPr>
+            <w:r>
+              <w:t>Select In your web browser for the Storage</w:t>
+            </w:r>
+          </w:p>
+          <w:p>
+            <w:pPr>
+              <w:pStyle w:val="ListParagraph"/>
+              <w:numPr>
+                <w:ilvl w:val="0"/>
+                <w:numId w:val="20"/>
+              </w:numPr>
+              <w:rPr>
+                <w:i/>
+                <w:iCs/>
+              </w:rPr>
+            </w:pPr>
+            <w:r>
+              <w:t xml:space="preserve">Click </w:t>
+            </w:r>
+            <w:r>
+              <w:rPr>
+                <w:i/>
+                <w:iCs/>
+              </w:rPr>
+              <w:t>CREATE</w:t>
+            </w:r>
+          </w:p>
+          <w:p>
+            <w:pPr>
+              <w:pStyle w:val="ListParagraph"/>
+              <w:numPr>
+                <w:ilvl w:val="0"/>
+                <w:numId w:val="20"/>
+              </w:numPr>
+            </w:pPr>
+            <w:r>
+              <w:t xml:space="preserve">Click on the project landing </w:t>
+            </w:r>
+            <w:r>
+              <w:t>area</w:t>
+            </w:r>
+            <w:r>
+              <w:t xml:space="preserve"> that is created</w:t>
+            </w:r>
+          </w:p>
+          <w:p>
+            <w:pPr>
+              <w:pStyle w:val="ListParagraph"/>
+              <w:numPr>
+                <w:ilvl w:val="0"/>
+                <w:numId w:val="20"/>
+              </w:numPr>
+            </w:pPr>
+            <w:r>
+              <w:t xml:space="preserve">Click on the </w:t>
+            </w:r>
+            <w:r>
+              <w:rPr>
+                <w:i/>
+                <w:iCs/>
+              </w:rPr>
+              <w:t>Train</w:t>
+            </w:r>
+            <w:r>
+              <w:t xml:space="preserve"> button to start training your model</w:t>
+            </w:r>
+          </w:p>
+          <w:p>
+            <w:pPr>
+              <w:pStyle w:val="ListParagraph"/>
+              <w:numPr>
+                <w:ilvl w:val="0"/>
+                <w:numId w:val="20"/>
+              </w:numPr>
+            </w:pPr>
+            <w:r>
+              <w:t xml:space="preserve">Click on the </w:t>
+            </w:r>
+            <w:r>
+              <w:rPr>
+                <w:i/>
+                <w:iCs/>
+              </w:rPr>
+              <w:t>Add new label</w:t>
+            </w:r>
+            <w:r>
+              <w:t xml:space="preserve"> button, you can call this label whatever you want for example (sad, happy, angry, etc).  You need at least two labels for example: Happy and Not Happy</w:t>
+            </w:r>
+          </w:p>
+          <w:p>
+            <w:pPr>
+              <w:pStyle w:val="ListParagraph"/>
+              <w:numPr>
+                <w:ilvl w:val="0"/>
+                <w:numId w:val="20"/>
+              </w:numPr>
+            </w:pPr>
+            <w:r>
+              <w:t>Draw pictures, use your webcam, or find pictures on the Internet to train your model (You need at least images for each label)</w:t>
+            </w:r>
+          </w:p>
+          <w:p>
+            <w:pPr>
+              <w:pStyle w:val="ListParagraph"/>
+              <w:numPr>
+                <w:ilvl w:val="0"/>
+                <w:numId w:val="20"/>
+              </w:numPr>
+            </w:pPr>
+            <w:r>
+              <w:t xml:space="preserve">When you are done, click on the </w:t>
+            </w:r>
+            <w:r>
+              <w:rPr>
+                <w:i/>
+                <w:iCs/>
+              </w:rPr>
+              <w:t>Back to project</w:t>
+            </w:r>
+            <w:r>
+              <w:t xml:space="preserve"> link</w:t>
+            </w:r>
+          </w:p>
+          <w:p>
+            <w:pPr>
+              <w:pStyle w:val="ListParagraph"/>
+              <w:numPr>
+                <w:ilvl w:val="0"/>
+                <w:numId w:val="20"/>
+              </w:numPr>
+            </w:pPr>
+            <w:r>
+              <w:t xml:space="preserve">Click on the </w:t>
+            </w:r>
+            <w:r>
+              <w:rPr>
+                <w:i/>
+                <w:iCs/>
+              </w:rPr>
+              <w:t>Learn and Test</w:t>
+            </w:r>
+            <w:r>
+              <w:t xml:space="preserve"> button</w:t>
+            </w:r>
+          </w:p>
+          <w:p>
+            <w:pPr>
+              <w:pStyle w:val="ListParagraph"/>
+              <w:numPr>
+                <w:ilvl w:val="0"/>
+                <w:numId w:val="20"/>
+              </w:numPr>
+            </w:pPr>
+            <w:r>
+              <w:t xml:space="preserve">Click on the </w:t>
+            </w:r>
+            <w:r>
+              <w:rPr>
+                <w:i/>
+                <w:iCs/>
+              </w:rPr>
+              <w:t>Train new machine learning model</w:t>
+            </w:r>
+            <w:r>
+              <w:t xml:space="preserve"> button</w:t>
+            </w:r>
+          </w:p>
+          <w:p>
+            <w:pPr>
+              <w:pStyle w:val="ListParagraph"/>
+              <w:numPr>
+                <w:ilvl w:val="0"/>
+                <w:numId w:val="20"/>
+              </w:numPr>
+            </w:pPr>
+            <w:r>
+              <w:t>Test out your model with your webcam, drawing, or link to an image</w:t>
+            </w:r>
+          </w:p>
+          <w:p/>
+        </w:tc>
+      </w:tr>
+      <w:tr>
+        <w:tc>
+          <w:tcPr>
+            <w:tcW w:w="9350" w:type="dxa"/>
+          </w:tcPr>
+          <w:p>
+            <w:pPr>
+              <w:pStyle w:val="ListParagraph"/>
+              <w:ind w:left="339" w:hanging="339"/>
+            </w:pPr>
+            <w:r>
+              <w:t xml:space="preserve">What was the name of the Machine Learning Model you created? </w:t>
+            </w:r>
+          </w:p>
+        </w:tc>
+      </w:tr>
+      <w:tr>
+        <w:tc>
+          <w:tcPr>
+            <w:tcW w:w="9350" w:type="dxa"/>
+          </w:tcPr>
+          <w:p>
+            <w:pPr>
+              <w:pStyle w:val="ListParagraph"/>
+              <w:ind w:left="339"/>
+            </w:pPr>
+          </w:p>
+          <w:p>
+            <w:pPr>
+              <w:pStyle w:val="ListParagraph"/>
+              <w:ind w:left="339"/>
+            </w:pPr>
+          </w:p>
+          <w:p>
+            <w:pPr>
+              <w:pStyle w:val="ListParagraph"/>
+              <w:ind w:left="339"/>
+            </w:pPr>
+          </w:p>
+          <w:p>
+            <w:pPr>
+              <w:pStyle w:val="ListParagraph"/>
+              <w:ind w:left="339"/>
+            </w:pPr>
+          </w:p>
+        </w:tc>
+      </w:tr>
+      <w:tr>
+        <w:tc>
+          <w:tcPr>
+            <w:tcW w:w="9350" w:type="dxa"/>
+          </w:tcPr>
+          <w:p>
+            <w:pPr>
+              <w:pStyle w:val="ListParagraph"/>
+              <w:ind w:left="0"/>
+            </w:pPr>
+            <w:r>
+              <w:t xml:space="preserve">The results of your model are reported as a percentage.  How accurate was your model with the image you tested?  Indicate the percentage. </w:t>
+            </w:r>
+          </w:p>
+        </w:tc>
+      </w:tr>
+      <w:tr>
+        <w:tc>
+          <w:tcPr>
+            <w:tcW w:w="9350" w:type="dxa"/>
+          </w:tcPr>
+          <w:p>
+            <w:pPr>
+              <w:pStyle w:val="ListParagraph"/>
+              <w:ind w:left="339"/>
+            </w:pPr>
+          </w:p>
+          <w:p>
+            <w:pPr>
+              <w:pStyle w:val="ListParagraph"/>
+              <w:ind w:left="339"/>
+            </w:pPr>
+          </w:p>
+          <w:p>
+            <w:pPr>
+              <w:pStyle w:val="ListParagraph"/>
+              <w:ind w:left="339"/>
+            </w:pPr>
+          </w:p>
+          <w:p>
+            <w:pPr>
+              <w:pStyle w:val="ListParagraph"/>
+              <w:ind w:left="339"/>
+            </w:pPr>
+          </w:p>
+        </w:tc>
+      </w:tr>
+      <w:tr>
+        <w:tc>
+          <w:tcPr>
+            <w:tcW w:w="9350" w:type="dxa"/>
+          </w:tcPr>
+          <w:p>
+            <w:pPr>
+              <w:pStyle w:val="ListParagraph"/>
+              <w:ind w:left="339" w:hanging="360"/>
+            </w:pPr>
+            <w:r>
+              <w:lastRenderedPageBreak/>
+              <w:t>How might you improve your model?</w:t>
+            </w:r>
+          </w:p>
+        </w:tc>
+      </w:tr>
+      <w:tr>
+        <w:tc>
+          <w:tcPr>
+            <w:tcW w:w="9350" w:type="dxa"/>
+          </w:tcPr>
+          <w:p>
+            <w:pPr>
+              <w:pStyle w:val="ListParagraph"/>
+              <w:ind w:left="339"/>
+            </w:pPr>
+          </w:p>
+          <w:p>
+            <w:pPr>
+              <w:pStyle w:val="ListParagraph"/>
+              <w:ind w:left="339"/>
+            </w:pPr>
+          </w:p>
+          <w:p>
+            <w:pPr>
+              <w:pStyle w:val="ListParagraph"/>
+              <w:ind w:left="339"/>
+            </w:pPr>
+          </w:p>
+          <w:p>
+            <w:pPr>
+              <w:pStyle w:val="ListParagraph"/>
+              <w:ind w:left="339"/>
+            </w:pPr>
+          </w:p>
+          <w:p>
+            <w:pPr>
+              <w:pStyle w:val="ListParagraph"/>
+              <w:ind w:left="339"/>
+            </w:pPr>
+          </w:p>
+          <w:p>
+            <w:pPr>
+              <w:pStyle w:val="ListParagraph"/>
+              <w:ind w:left="339"/>
+            </w:pPr>
+          </w:p>
+          <w:p>
+            <w:pPr>
+              <w:pStyle w:val="ListParagraph"/>
+              <w:ind w:left="339"/>
+            </w:pPr>
+          </w:p>
+        </w:tc>
+      </w:tr>
+    </w:tbl>
+    <w:p/>
+    <w:tbl>
+      <w:tblPr>
+        <w:tblStyle w:val="TableGrid"/>
+        <w:tblW w:w="0" w:type="auto"/>
+        <w:tblLook w:val="04A0" w:firstRow="1" w:lastRow="0" w:firstColumn="1" w:lastColumn="0" w:noHBand="0" w:noVBand="1"/>
+      </w:tblPr>
+      <w:tblGrid>
+        <w:gridCol w:w="9350"/>
+      </w:tblGrid>
+      <w:tr>
+        <w:tc>
+          <w:tcPr>
+            <w:tcW w:w="9350" w:type="dxa"/>
+          </w:tcPr>
+          <w:p>
+            <w:pPr>
+              <w:rPr>
+                <w:b/>
+                <w:bCs/>
+              </w:rPr>
+            </w:pPr>
+            <w:r>
+              <w:rPr>
+                <w:b/>
+                <w:bCs/>
+              </w:rPr>
+              <w:t>Skill 3.</w:t>
+            </w:r>
+            <w:r>
+              <w:rPr>
+                <w:b/>
+                <w:bCs/>
+              </w:rPr>
+              <w:t>7</w:t>
+            </w:r>
+            <w:r>
+              <w:rPr>
+                <w:b/>
+                <w:bCs/>
+              </w:rPr>
+              <w:t xml:space="preserve"> Exercise </w:t>
+            </w:r>
+            <w:r>
+              <w:rPr>
+                <w:b/>
+                <w:bCs/>
+              </w:rPr>
+              <w:t>1</w:t>
+            </w:r>
+          </w:p>
+        </w:tc>
+      </w:tr>
+      <w:tr>
+        <w:trPr>
+          <w:trHeight w:val="1115"/>
+        </w:trPr>
+        <w:tc>
+          <w:tcPr>
+            <w:tcW w:w="9350" w:type="dxa"/>
+          </w:tcPr>
+          <w:p>
+            <w:r>
+              <w:t>A national bank opts to use machine learning for deciding whether to award loans to applicants.</w:t>
+            </w:r>
+            <w:r>
+              <w:t xml:space="preserve">  </w:t>
+            </w:r>
+            <w:r>
+              <w:t>The engineers create the algorithm by training a neural network on their large database of previous loan applications and decisions (made by loan officers)</w:t>
+            </w:r>
+            <w:r>
+              <w:t xml:space="preserve">.  </w:t>
+            </w:r>
+            <w:r>
+              <w:t>After they start using the algorithm for new loan applicants, they receive complaints that their algorithm must be biased, because </w:t>
+            </w:r>
+            <w:r>
+              <w:rPr>
+                <w:i/>
+                <w:iCs/>
+              </w:rPr>
+              <w:t>all</w:t>
+            </w:r>
+            <w:r>
+              <w:t> the loan applicants from a particular zip code are </w:t>
+            </w:r>
+            <w:r>
+              <w:rPr>
+                <w:i/>
+                <w:iCs/>
+              </w:rPr>
+              <w:t>always</w:t>
+            </w:r>
+            <w:r>
+              <w:t> denied.</w:t>
+            </w:r>
+            <w:r>
+              <w:t xml:space="preserve">  Explain?</w:t>
+            </w:r>
+          </w:p>
+        </w:tc>
+      </w:tr>
+      <w:tr>
+        <w:tc>
+          <w:tcPr>
+            <w:tcW w:w="9350" w:type="dxa"/>
+          </w:tcPr>
+          <w:p/>
+          <w:p/>
+          <w:p/>
+          <w:p/>
+          <w:p/>
+          <w:p/>
+          <w:p/>
+          <w:p/>
+          <w:p/>
+        </w:tc>
+      </w:tr>
+    </w:tbl>
+    <w:p/>
+    <w:tbl>
+      <w:tblPr>
+        <w:tblStyle w:val="TableGrid"/>
+        <w:tblW w:w="0" w:type="auto"/>
+        <w:tblLook w:val="04A0" w:firstRow="1" w:lastRow="0" w:firstColumn="1" w:lastColumn="0" w:noHBand="0" w:noVBand="1"/>
+      </w:tblPr>
+      <w:tblGrid>
+        <w:gridCol w:w="9350"/>
+      </w:tblGrid>
+      <w:tr>
+        <w:tc>
+          <w:tcPr>
+            <w:tcW w:w="9350" w:type="dxa"/>
+          </w:tcPr>
+          <w:p>
+            <w:pPr>
+              <w:rPr>
+                <w:b/>
+                <w:bCs/>
+                <w:szCs w:val="20"/>
+              </w:rPr>
+            </w:pPr>
+            <w:r>
+              <w:rPr>
+                <w:b/>
+                <w:bCs/>
+                <w:szCs w:val="20"/>
+              </w:rPr>
+              <w:t xml:space="preserve">Skill </w:t>
+            </w:r>
+            <w:r>
+              <w:rPr>
+                <w:b/>
+                <w:bCs/>
+                <w:szCs w:val="20"/>
+              </w:rPr>
+              <w:t>3.</w:t>
+            </w:r>
+            <w:r>
+              <w:rPr>
+                <w:b/>
+                <w:bCs/>
+                <w:szCs w:val="20"/>
+              </w:rPr>
+              <w:t>7</w:t>
+            </w:r>
+            <w:r>
+              <w:rPr>
+                <w:b/>
+                <w:bCs/>
+                <w:szCs w:val="20"/>
+              </w:rPr>
+              <w:t xml:space="preserve"> Exercise </w:t>
+            </w:r>
+            <w:r>
+              <w:rPr>
+                <w:b/>
+                <w:bCs/>
+                <w:szCs w:val="20"/>
+              </w:rPr>
+              <w:t>2</w:t>
+            </w:r>
+          </w:p>
+        </w:tc>
+      </w:tr>
+      <w:tr>
+        <w:tc>
+          <w:tcPr>
+            <w:tcW w:w="9350" w:type="dxa"/>
+          </w:tcPr>
+          <w:p>
+            <w:pPr>
+              <w:rPr>
+                <w:szCs w:val="20"/>
+              </w:rPr>
+            </w:pPr>
+            <w:r>
+              <w:rPr>
+                <w:szCs w:val="20"/>
+              </w:rPr>
+              <w:t>A software company is designing a mobile game system that should be able to recognize the faces of people who are playing the game and automatically load their profiles. Which of the following actions is most likely to reduce the possibility of bias in the system?</w:t>
+            </w:r>
+          </w:p>
+        </w:tc>
+      </w:tr>
+      <w:tr>
+        <w:tc>
+          <w:tcPr>
+            <w:tcW w:w="9350" w:type="dxa"/>
+          </w:tcPr>
+          <w:p>
+            <w:pPr>
+              <w:pStyle w:val="ListParagraph"/>
+              <w:numPr>
+                <w:ilvl w:val="0"/>
+                <w:numId w:val="21"/>
+              </w:numPr>
+              <w:ind w:left="339"/>
+              <w:rPr>
+                <w:szCs w:val="20"/>
+              </w:rPr>
+            </w:pPr>
+            <w:r>
+              <w:rPr>
+                <w:szCs w:val="20"/>
+              </w:rPr>
+              <w:t>Testing the system with members of the software company’s staff</w:t>
+            </w:r>
+          </w:p>
+          <w:p>
+            <w:pPr>
+              <w:pStyle w:val="ListParagraph"/>
+              <w:ind w:left="339" w:hanging="360"/>
+              <w:rPr>
+                <w:szCs w:val="20"/>
+              </w:rPr>
+            </w:pPr>
+          </w:p>
+          <w:p>
+            <w:pPr>
+              <w:pStyle w:val="ListParagraph"/>
+              <w:numPr>
+                <w:ilvl w:val="0"/>
+                <w:numId w:val="21"/>
+              </w:numPr>
+              <w:ind w:left="339"/>
+              <w:rPr>
+                <w:szCs w:val="20"/>
+              </w:rPr>
+            </w:pPr>
+            <w:r>
+              <w:rPr>
+                <w:szCs w:val="20"/>
+              </w:rPr>
+              <w:t>Testing the system with people of different ages, genders, and ethnicities</w:t>
+            </w:r>
+          </w:p>
+          <w:p>
+            <w:pPr>
+              <w:ind w:left="339" w:hanging="360"/>
+              <w:rPr>
+                <w:szCs w:val="20"/>
+              </w:rPr>
+            </w:pPr>
+          </w:p>
+          <w:p>
+            <w:pPr>
+              <w:pStyle w:val="ListParagraph"/>
+              <w:numPr>
+                <w:ilvl w:val="0"/>
+                <w:numId w:val="21"/>
+              </w:numPr>
+              <w:ind w:left="339"/>
+              <w:rPr>
+                <w:szCs w:val="20"/>
+              </w:rPr>
+            </w:pPr>
+            <w:r>
+              <w:rPr>
+                <w:szCs w:val="20"/>
+              </w:rPr>
+              <w:t>Testing the system to make sure that the rules of the game are clearly explained</w:t>
+            </w:r>
+          </w:p>
+          <w:p>
+            <w:pPr>
+              <w:ind w:left="339" w:hanging="360"/>
+              <w:rPr>
+                <w:szCs w:val="20"/>
+              </w:rPr>
+            </w:pPr>
+          </w:p>
+          <w:p>
+            <w:pPr>
+              <w:pStyle w:val="ListParagraph"/>
+              <w:numPr>
+                <w:ilvl w:val="0"/>
+                <w:numId w:val="21"/>
+              </w:numPr>
+              <w:ind w:left="339"/>
+              <w:rPr>
+                <w:szCs w:val="20"/>
+              </w:rPr>
+            </w:pPr>
+            <w:r>
+              <w:rPr>
+                <w:szCs w:val="20"/>
+              </w:rPr>
+              <w:t>Testing the system to make sure that players cannot create multiple profiles</w:t>
+            </w:r>
+          </w:p>
+        </w:tc>
+      </w:tr>
+    </w:tbl>
     <w:p/>
     <w:sectPr>
-      <w:headerReference w:type="default" r:id="rId17"/>
+      <w:headerReference w:type="default" r:id="rId18"/>
+      <w:footerReference w:type="default" r:id="rId19"/>
       <w:pgSz w:w="12240" w:h="15840"/>
-      <w:pgMar w:top="1440" w:right="1440" w:bottom="1440" w:left="1440" w:header="720" w:footer="0" w:gutter="0"/>
+      <w:pgMar w:top="1440" w:right="1440" w:bottom="1440" w:left="1440" w:header="720" w:footer="310" w:gutter="0"/>
       <w:cols w:space="720"/>
       <w:formProt w:val="0"/>
       <w:docGrid w:linePitch="360"/>
@@ -1900,7 +2926,7 @@
 </file>
 
 <file path=word/endnotes.xml><?xml version="1.0" encoding="utf-8"?>
-<w:endnotes xmlns:wpc="http://schemas.microsoft.com/office/word/2010/wordprocessingCanvas" xmlns:cx="http://schemas.microsoft.com/office/drawing/2014/chartex" xmlns:cx1="http://schemas.microsoft.com/office/drawing/2015/9/8/chartex" xmlns:cx2="http://schemas.microsoft.com/office/drawing/2015/10/21/chartex" xmlns:cx3="http://schemas.microsoft.com/office/drawing/2016/5/9/chartex" xmlns:cx4="http://schemas.microsoft.com/office/drawing/2016/5/10/chartex" xmlns:cx5="http://schemas.microsoft.com/office/drawing/2016/5/11/chartex" xmlns:cx6="http://schemas.microsoft.com/office/drawing/2016/5/12/chartex" xmlns:cx7="http://schemas.microsoft.com/office/drawing/2016/5/13/chartex" xmlns:cx8="http://schemas.microsoft.com/office/drawing/2016/5/14/chartex" xmlns:mc="http://schemas.openxmlformats.org/markup-compatibility/2006" xmlns:aink="http://schemas.microsoft.com/office/drawing/2016/ink" xmlns:am3d="http://schemas.microsoft.com/office/drawing/2017/model3d" xmlns:o="urn:schemas-microsoft-com:office:office" xmlns:oel="http://schemas.microsoft.com/office/2019/extlst" xmlns:r="http://schemas.openxmlformats.org/officeDocument/2006/relationships" xmlns:m="http://schemas.openxmlformats.org/officeDocument/2006/math" xmlns:v="urn:schemas-microsoft-com:vml" xmlns:wp14="http://schemas.microsoft.com/office/word/2010/wordprocessingDrawing" xmlns:wp="http://schemas.openxmlformats.org/drawingml/2006/wordprocessingDrawing" xmlns:w10="urn:schemas-microsoft-com:office:word" xmlns:w="http://schemas.openxmlformats.org/wordprocessingml/2006/main" xmlns:w14="http://schemas.microsoft.com/office/word/2010/wordml" xmlns:w15="http://schemas.microsoft.com/office/word/2012/wordml" xmlns:w16cex="http://schemas.microsoft.com/office/word/2018/wordml/cex" xmlns:w16cid="http://schemas.microsoft.com/office/word/2016/wordml/cid" xmlns:w16="http://schemas.microsoft.com/office/word/2018/wordml" xmlns:w16du="http://schemas.microsoft.com/office/word/2023/wordml/word16du" xmlns:w16sdtdh="http://schemas.microsoft.com/office/word/2020/wordml/sdtdatahash" xmlns:w16se="http://schemas.microsoft.com/office/word/2015/wordml/symex" xmlns:wpg="http://schemas.microsoft.com/office/word/2010/wordprocessingGroup" xmlns:wpi="http://schemas.microsoft.com/office/word/2010/wordprocessingInk" xmlns:wne="http://schemas.microsoft.com/office/word/2006/wordml" xmlns:wps="http://schemas.microsoft.com/office/word/2010/wordprocessingShape" mc:Ignorable="w14 w15 w16se w16cid w16 w16cex w16sdtdh w16du wp14">
+<w:endnotes xmlns:wpc="http://schemas.microsoft.com/office/word/2010/wordprocessingCanvas" xmlns:cx="http://schemas.microsoft.com/office/drawing/2014/chartex" xmlns:cx1="http://schemas.microsoft.com/office/drawing/2015/9/8/chartex" xmlns:cx2="http://schemas.microsoft.com/office/drawing/2015/10/21/chartex" xmlns:cx3="http://schemas.microsoft.com/office/drawing/2016/5/9/chartex" xmlns:cx4="http://schemas.microsoft.com/office/drawing/2016/5/10/chartex" xmlns:cx5="http://schemas.microsoft.com/office/drawing/2016/5/11/chartex" xmlns:cx6="http://schemas.microsoft.com/office/drawing/2016/5/12/chartex" xmlns:cx7="http://schemas.microsoft.com/office/drawing/2016/5/13/chartex" xmlns:cx8="http://schemas.microsoft.com/office/drawing/2016/5/14/chartex" xmlns:mc="http://schemas.openxmlformats.org/markup-compatibility/2006" xmlns:aink="http://schemas.microsoft.com/office/drawing/2016/ink" xmlns:am3d="http://schemas.microsoft.com/office/drawing/2017/model3d" xmlns:o="urn:schemas-microsoft-com:office:office" xmlns:r="http://schemas.openxmlformats.org/officeDocument/2006/relationships" xmlns:m="http://schemas.openxmlformats.org/officeDocument/2006/math" xmlns:v="urn:schemas-microsoft-com:vml" xmlns:wp14="http://schemas.microsoft.com/office/word/2010/wordprocessingDrawing" xmlns:wp="http://schemas.openxmlformats.org/drawingml/2006/wordprocessingDrawing" xmlns:w10="urn:schemas-microsoft-com:office:word" xmlns:w="http://schemas.openxmlformats.org/wordprocessingml/2006/main" xmlns:w14="http://schemas.microsoft.com/office/word/2010/wordml" xmlns:w15="http://schemas.microsoft.com/office/word/2012/wordml" xmlns:w16cex="http://schemas.microsoft.com/office/word/2018/wordml/cex" xmlns:w16cid="http://schemas.microsoft.com/office/word/2016/wordml/cid" xmlns:w16="http://schemas.microsoft.com/office/word/2018/wordml" xmlns:w16se="http://schemas.microsoft.com/office/word/2015/wordml/symex" xmlns:wpg="http://schemas.microsoft.com/office/word/2010/wordprocessingGroup" xmlns:wpi="http://schemas.microsoft.com/office/word/2010/wordprocessingInk" xmlns:wne="http://schemas.microsoft.com/office/word/2006/wordml" xmlns:wps="http://schemas.microsoft.com/office/word/2010/wordprocessingShape" mc:Ignorable="w14 w15 w16se w16cid w16 w16cex wp14">
   <w:endnote w:type="separator" w:id="-1">
     <w:p>
       <w:r>
@@ -1918,8 +2944,121 @@
 </w:endnotes>
 </file>
 
+<file path=word/footer1.xml><?xml version="1.0" encoding="utf-8"?>
+<w:ftr xmlns:wpc="http://schemas.microsoft.com/office/word/2010/wordprocessingCanvas" xmlns:cx="http://schemas.microsoft.com/office/drawing/2014/chartex" xmlns:cx1="http://schemas.microsoft.com/office/drawing/2015/9/8/chartex" xmlns:cx2="http://schemas.microsoft.com/office/drawing/2015/10/21/chartex" xmlns:cx3="http://schemas.microsoft.com/office/drawing/2016/5/9/chartex" xmlns:cx4="http://schemas.microsoft.com/office/drawing/2016/5/10/chartex" xmlns:cx5="http://schemas.microsoft.com/office/drawing/2016/5/11/chartex" xmlns:cx6="http://schemas.microsoft.com/office/drawing/2016/5/12/chartex" xmlns:cx7="http://schemas.microsoft.com/office/drawing/2016/5/13/chartex" xmlns:cx8="http://schemas.microsoft.com/office/drawing/2016/5/14/chartex" xmlns:mc="http://schemas.openxmlformats.org/markup-compatibility/2006" xmlns:aink="http://schemas.microsoft.com/office/drawing/2016/ink" xmlns:am3d="http://schemas.microsoft.com/office/drawing/2017/model3d" xmlns:o="urn:schemas-microsoft-com:office:office" xmlns:r="http://schemas.openxmlformats.org/officeDocument/2006/relationships" xmlns:m="http://schemas.openxmlformats.org/officeDocument/2006/math" xmlns:v="urn:schemas-microsoft-com:vml" xmlns:wp14="http://schemas.microsoft.com/office/word/2010/wordprocessingDrawing" xmlns:wp="http://schemas.openxmlformats.org/drawingml/2006/wordprocessingDrawing" xmlns:w10="urn:schemas-microsoft-com:office:word" xmlns:w="http://schemas.openxmlformats.org/wordprocessingml/2006/main" xmlns:w14="http://schemas.microsoft.com/office/word/2010/wordml" xmlns:w15="http://schemas.microsoft.com/office/word/2012/wordml" xmlns:w16cex="http://schemas.microsoft.com/office/word/2018/wordml/cex" xmlns:w16cid="http://schemas.microsoft.com/office/word/2016/wordml/cid" xmlns:w16="http://schemas.microsoft.com/office/word/2018/wordml" xmlns:w16se="http://schemas.microsoft.com/office/word/2015/wordml/symex" xmlns:wpg="http://schemas.microsoft.com/office/word/2010/wordprocessingGroup" xmlns:wpi="http://schemas.microsoft.com/office/word/2010/wordprocessingInk" xmlns:wne="http://schemas.microsoft.com/office/word/2006/wordml" xmlns:wps="http://schemas.microsoft.com/office/word/2010/wordprocessingShape" mc:Ignorable="w14 w15 w16se w16cid w16 w16cex wp14">
+  <w:p>
+    <w:pPr>
+      <w:pStyle w:val="Footer"/>
+      <w:pBdr>
+        <w:bottom w:val="single" w:sz="8" w:space="2" w:color="000000"/>
+      </w:pBdr>
+    </w:pPr>
+    <w:bookmarkStart w:id="0" w:name="_Hlk238479936"/>
+  </w:p>
+  <w:p>
+    <w:pPr>
+      <w:pStyle w:val="Footer"/>
+      <w:rPr>
+        <w:rFonts w:ascii="Calibri" w:hAnsi="Calibri" w:cs="Calibri"/>
+        <w:color w:val="6B7280"/>
+        <w:szCs w:val="20"/>
+      </w:rPr>
+    </w:pPr>
+    <w:r>
+      <w:rPr>
+        <w:rFonts w:ascii="Calibri" w:hAnsi="Calibri" w:cs="Calibri"/>
+        <w:b/>
+        <w:color w:val="F58220"/>
+        <w:szCs w:val="20"/>
+      </w:rPr>
+      <w:t>SC:</w:t>
+    </w:r>
+    <w:r>
+      <w:rPr>
+        <w:rFonts w:ascii="Calibri" w:hAnsi="Calibri" w:cs="Calibri"/>
+        <w:bCs/>
+        <w:color w:val="767171" w:themeColor="background2" w:themeShade="80"/>
+        <w:szCs w:val="20"/>
+      </w:rPr>
+      <w:t xml:space="preserve"> </w:t>
+    </w:r>
+    <w:r>
+      <w:rPr>
+        <w:rFonts w:ascii="Calibri" w:hAnsi="Calibri" w:cs="Calibri"/>
+        <w:bCs/>
+        <w:color w:val="7F7F7F" w:themeColor="text1" w:themeTint="80"/>
+        <w:szCs w:val="20"/>
+      </w:rPr>
+      <w:t xml:space="preserve">I can </w:t>
+    </w:r>
+    <w:r>
+      <w:rPr>
+        <w:rFonts w:ascii="Calibri" w:hAnsi="Calibri" w:cs="Calibri"/>
+        <w:bCs/>
+        <w:color w:val="7F7F7F" w:themeColor="text1" w:themeTint="80"/>
+        <w:szCs w:val="20"/>
+      </w:rPr>
+      <w:t>explain how big data, crowdsourcing, parallel computing, and machine learning generate knowledge and evaluate their benefits, limitations, and bias</w:t>
+    </w:r>
+  </w:p>
+  <w:p>
+    <w:pPr>
+      <w:pStyle w:val="Footer"/>
+      <w:rPr>
+        <w:rFonts w:ascii="Calibri" w:hAnsi="Calibri" w:cs="Calibri"/>
+        <w:bCs/>
+        <w:color w:val="808080"/>
+        <w:szCs w:val="20"/>
+      </w:rPr>
+    </w:pPr>
+    <w:r>
+      <w:rPr>
+        <w:rFonts w:ascii="Calibri" w:hAnsi="Calibri" w:cs="Calibri"/>
+        <w:bCs/>
+        <w:color w:val="7F7F7F" w:themeColor="text1" w:themeTint="80"/>
+        <w:szCs w:val="20"/>
+      </w:rPr>
+      <w:t xml:space="preserve">© The </w:t>
+    </w:r>
+    <w:r>
+      <w:rPr>
+        <w:rFonts w:ascii="Cooper Black" w:hAnsi="Cooper Black" w:cs="Calibri Light"/>
+        <w:b/>
+        <w:color w:val="00B050"/>
+        <w:szCs w:val="20"/>
+      </w:rPr>
+      <w:t>learn</w:t>
+    </w:r>
+    <w:r>
+      <w:rPr>
+        <w:rFonts w:ascii="Calibri" w:hAnsi="Calibri" w:cs="Calibri"/>
+        <w:bCs/>
+        <w:color w:val="808080"/>
+        <w:szCs w:val="20"/>
+      </w:rPr>
+      <w:t xml:space="preserve"> </w:t>
+    </w:r>
+    <w:r>
+      <w:rPr>
+        <w:rFonts w:ascii="Calibri" w:hAnsi="Calibri" w:cs="Calibri"/>
+        <w:bCs/>
+        <w:color w:val="7F7F7F" w:themeColor="text1" w:themeTint="80"/>
+        <w:szCs w:val="20"/>
+      </w:rPr>
+      <w:t>Project</w:t>
+    </w:r>
+  </w:p>
+  <w:bookmarkEnd w:id="0"/>
+  <w:p>
+    <w:pPr>
+      <w:pStyle w:val="Footer"/>
+    </w:pPr>
+  </w:p>
+</w:ftr>
+</file>
+
 <file path=word/footnotes.xml><?xml version="1.0" encoding="utf-8"?>
-<w:footnotes xmlns:wpc="http://schemas.microsoft.com/office/word/2010/wordprocessingCanvas" xmlns:cx="http://schemas.microsoft.com/office/drawing/2014/chartex" xmlns:cx1="http://schemas.microsoft.com/office/drawing/2015/9/8/chartex" xmlns:cx2="http://schemas.microsoft.com/office/drawing/2015/10/21/chartex" xmlns:cx3="http://schemas.microsoft.com/office/drawing/2016/5/9/chartex" xmlns:cx4="http://schemas.microsoft.com/office/drawing/2016/5/10/chartex" xmlns:cx5="http://schemas.microsoft.com/office/drawing/2016/5/11/chartex" xmlns:cx6="http://schemas.microsoft.com/office/drawing/2016/5/12/chartex" xmlns:cx7="http://schemas.microsoft.com/office/drawing/2016/5/13/chartex" xmlns:cx8="http://schemas.microsoft.com/office/drawing/2016/5/14/chartex" xmlns:mc="http://schemas.openxmlformats.org/markup-compatibility/2006" xmlns:aink="http://schemas.microsoft.com/office/drawing/2016/ink" xmlns:am3d="http://schemas.microsoft.com/office/drawing/2017/model3d" xmlns:o="urn:schemas-microsoft-com:office:office" xmlns:oel="http://schemas.microsoft.com/office/2019/extlst" xmlns:r="http://schemas.openxmlformats.org/officeDocument/2006/relationships" xmlns:m="http://schemas.openxmlformats.org/officeDocument/2006/math" xmlns:v="urn:schemas-microsoft-com:vml" xmlns:wp14="http://schemas.microsoft.com/office/word/2010/wordprocessingDrawing" xmlns:wp="http://schemas.openxmlformats.org/drawingml/2006/wordprocessingDrawing" xmlns:w10="urn:schemas-microsoft-com:office:word" xmlns:w="http://schemas.openxmlformats.org/wordprocessingml/2006/main" xmlns:w14="http://schemas.microsoft.com/office/word/2010/wordml" xmlns:w15="http://schemas.microsoft.com/office/word/2012/wordml" xmlns:w16cex="http://schemas.microsoft.com/office/word/2018/wordml/cex" xmlns:w16cid="http://schemas.microsoft.com/office/word/2016/wordml/cid" xmlns:w16="http://schemas.microsoft.com/office/word/2018/wordml" xmlns:w16du="http://schemas.microsoft.com/office/word/2023/wordml/word16du" xmlns:w16sdtdh="http://schemas.microsoft.com/office/word/2020/wordml/sdtdatahash" xmlns:w16se="http://schemas.microsoft.com/office/word/2015/wordml/symex" xmlns:wpg="http://schemas.microsoft.com/office/word/2010/wordprocessingGroup" xmlns:wpi="http://schemas.microsoft.com/office/word/2010/wordprocessingInk" xmlns:wne="http://schemas.microsoft.com/office/word/2006/wordml" xmlns:wps="http://schemas.microsoft.com/office/word/2010/wordprocessingShape" mc:Ignorable="w14 w15 w16se w16cid w16 w16cex w16sdtdh w16du wp14">
+<w:footnotes xmlns:wpc="http://schemas.microsoft.com/office/word/2010/wordprocessingCanvas" xmlns:cx="http://schemas.microsoft.com/office/drawing/2014/chartex" xmlns:cx1="http://schemas.microsoft.com/office/drawing/2015/9/8/chartex" xmlns:cx2="http://schemas.microsoft.com/office/drawing/2015/10/21/chartex" xmlns:cx3="http://schemas.microsoft.com/office/drawing/2016/5/9/chartex" xmlns:cx4="http://schemas.microsoft.com/office/drawing/2016/5/10/chartex" xmlns:cx5="http://schemas.microsoft.com/office/drawing/2016/5/11/chartex" xmlns:cx6="http://schemas.microsoft.com/office/drawing/2016/5/12/chartex" xmlns:cx7="http://schemas.microsoft.com/office/drawing/2016/5/13/chartex" xmlns:cx8="http://schemas.microsoft.com/office/drawing/2016/5/14/chartex" xmlns:mc="http://schemas.openxmlformats.org/markup-compatibility/2006" xmlns:aink="http://schemas.microsoft.com/office/drawing/2016/ink" xmlns:am3d="http://schemas.microsoft.com/office/drawing/2017/model3d" xmlns:o="urn:schemas-microsoft-com:office:office" xmlns:r="http://schemas.openxmlformats.org/officeDocument/2006/relationships" xmlns:m="http://schemas.openxmlformats.org/officeDocument/2006/math" xmlns:v="urn:schemas-microsoft-com:vml" xmlns:wp14="http://schemas.microsoft.com/office/word/2010/wordprocessingDrawing" xmlns:wp="http://schemas.openxmlformats.org/drawingml/2006/wordprocessingDrawing" xmlns:w10="urn:schemas-microsoft-com:office:word" xmlns:w="http://schemas.openxmlformats.org/wordprocessingml/2006/main" xmlns:w14="http://schemas.microsoft.com/office/word/2010/wordml" xmlns:w15="http://schemas.microsoft.com/office/word/2012/wordml" xmlns:w16cex="http://schemas.microsoft.com/office/word/2018/wordml/cex" xmlns:w16cid="http://schemas.microsoft.com/office/word/2016/wordml/cid" xmlns:w16="http://schemas.microsoft.com/office/word/2018/wordml" xmlns:w16se="http://schemas.microsoft.com/office/word/2015/wordml/symex" xmlns:wpg="http://schemas.microsoft.com/office/word/2010/wordprocessingGroup" xmlns:wpi="http://schemas.microsoft.com/office/word/2010/wordprocessingInk" xmlns:wne="http://schemas.microsoft.com/office/word/2006/wordml" xmlns:wps="http://schemas.microsoft.com/office/word/2010/wordprocessingShape" mc:Ignorable="w14 w15 w16se w16cid w16 w16cex wp14">
   <w:footnote w:type="separator" w:id="-1">
     <w:p>
       <w:r>
@@ -1938,7 +3077,7 @@
 </file>
 
 <file path=word/header1.xml><?xml version="1.0" encoding="utf-8"?>
-<w:hdr xmlns:wpc="http://schemas.microsoft.com/office/word/2010/wordprocessingCanvas" xmlns:cx="http://schemas.microsoft.com/office/drawing/2014/chartex" xmlns:cx1="http://schemas.microsoft.com/office/drawing/2015/9/8/chartex" xmlns:cx2="http://schemas.microsoft.com/office/drawing/2015/10/21/chartex" xmlns:cx3="http://schemas.microsoft.com/office/drawing/2016/5/9/chartex" xmlns:cx4="http://schemas.microsoft.com/office/drawing/2016/5/10/chartex" xmlns:cx5="http://schemas.microsoft.com/office/drawing/2016/5/11/chartex" xmlns:cx6="http://schemas.microsoft.com/office/drawing/2016/5/12/chartex" xmlns:cx7="http://schemas.microsoft.com/office/drawing/2016/5/13/chartex" xmlns:cx8="http://schemas.microsoft.com/office/drawing/2016/5/14/chartex" xmlns:mc="http://schemas.openxmlformats.org/markup-compatibility/2006" xmlns:aink="http://schemas.microsoft.com/office/drawing/2016/ink" xmlns:am3d="http://schemas.microsoft.com/office/drawing/2017/model3d" xmlns:o="urn:schemas-microsoft-com:office:office" xmlns:oel="http://schemas.microsoft.com/office/2019/extlst" xmlns:r="http://schemas.openxmlformats.org/officeDocument/2006/relationships" xmlns:m="http://schemas.openxmlformats.org/officeDocument/2006/math" xmlns:v="urn:schemas-microsoft-com:vml" xmlns:wp14="http://schemas.microsoft.com/office/word/2010/wordprocessingDrawing" xmlns:wp="http://schemas.openxmlformats.org/drawingml/2006/wordprocessingDrawing" xmlns:w10="urn:schemas-microsoft-com:office:word" xmlns:w="http://schemas.openxmlformats.org/wordprocessingml/2006/main" xmlns:w14="http://schemas.microsoft.com/office/word/2010/wordml" xmlns:w15="http://schemas.microsoft.com/office/word/2012/wordml" xmlns:w16cex="http://schemas.microsoft.com/office/word/2018/wordml/cex" xmlns:w16cid="http://schemas.microsoft.com/office/word/2016/wordml/cid" xmlns:w16="http://schemas.microsoft.com/office/word/2018/wordml" xmlns:w16du="http://schemas.microsoft.com/office/word/2023/wordml/word16du" xmlns:w16sdtdh="http://schemas.microsoft.com/office/word/2020/wordml/sdtdatahash" xmlns:w16se="http://schemas.microsoft.com/office/word/2015/wordml/symex" xmlns:wpg="http://schemas.microsoft.com/office/word/2010/wordprocessingGroup" xmlns:wpi="http://schemas.microsoft.com/office/word/2010/wordprocessingInk" xmlns:wne="http://schemas.microsoft.com/office/word/2006/wordml" xmlns:wps="http://schemas.microsoft.com/office/word/2010/wordprocessingShape" mc:Ignorable="w14 w15 w16se w16cid w16 w16cex w16sdtdh w16du wp14">
+<w:hdr xmlns:wpc="http://schemas.microsoft.com/office/word/2010/wordprocessingCanvas" xmlns:cx="http://schemas.microsoft.com/office/drawing/2014/chartex" xmlns:cx1="http://schemas.microsoft.com/office/drawing/2015/9/8/chartex" xmlns:cx2="http://schemas.microsoft.com/office/drawing/2015/10/21/chartex" xmlns:cx3="http://schemas.microsoft.com/office/drawing/2016/5/9/chartex" xmlns:cx4="http://schemas.microsoft.com/office/drawing/2016/5/10/chartex" xmlns:cx5="http://schemas.microsoft.com/office/drawing/2016/5/11/chartex" xmlns:cx6="http://schemas.microsoft.com/office/drawing/2016/5/12/chartex" xmlns:cx7="http://schemas.microsoft.com/office/drawing/2016/5/13/chartex" xmlns:cx8="http://schemas.microsoft.com/office/drawing/2016/5/14/chartex" xmlns:mc="http://schemas.openxmlformats.org/markup-compatibility/2006" xmlns:aink="http://schemas.microsoft.com/office/drawing/2016/ink" xmlns:am3d="http://schemas.microsoft.com/office/drawing/2017/model3d" xmlns:o="urn:schemas-microsoft-com:office:office" xmlns:r="http://schemas.openxmlformats.org/officeDocument/2006/relationships" xmlns:m="http://schemas.openxmlformats.org/officeDocument/2006/math" xmlns:v="urn:schemas-microsoft-com:vml" xmlns:wp14="http://schemas.microsoft.com/office/word/2010/wordprocessingDrawing" xmlns:wp="http://schemas.openxmlformats.org/drawingml/2006/wordprocessingDrawing" xmlns:w10="urn:schemas-microsoft-com:office:word" xmlns:w="http://schemas.openxmlformats.org/wordprocessingml/2006/main" xmlns:w14="http://schemas.microsoft.com/office/word/2010/wordml" xmlns:w15="http://schemas.microsoft.com/office/word/2012/wordml" xmlns:w16cex="http://schemas.microsoft.com/office/word/2018/wordml/cex" xmlns:w16cid="http://schemas.microsoft.com/office/word/2016/wordml/cid" xmlns:w16="http://schemas.microsoft.com/office/word/2018/wordml" xmlns:w16se="http://schemas.microsoft.com/office/word/2015/wordml/symex" xmlns:wpg="http://schemas.microsoft.com/office/word/2010/wordprocessingGroup" xmlns:wpi="http://schemas.microsoft.com/office/word/2010/wordprocessingInk" xmlns:wne="http://schemas.microsoft.com/office/word/2006/wordml" xmlns:wps="http://schemas.microsoft.com/office/word/2010/wordprocessingShape" mc:Ignorable="w14 w15 w16se w16cid w16 w16cex wp14">
   <w:p>
     <w:pPr>
       <w:pStyle w:val="Header"/>
@@ -1964,6 +3103,9 @@
     </w:r>
     <w:r>
       <w:t xml:space="preserve"> 3: Big Data</w:t>
+    </w:r>
+    <w:r>
+      <w:t xml:space="preserve"> and Machine Learning</w:t>
     </w:r>
   </w:p>
   <w:p>
@@ -1997,8 +3139,97 @@
 </file>
 
 <file path=word/numbering.xml><?xml version="1.0" encoding="utf-8"?>
-<w:numbering xmlns:wpc="http://schemas.microsoft.com/office/word/2010/wordprocessingCanvas" xmlns:cx="http://schemas.microsoft.com/office/drawing/2014/chartex" xmlns:cx1="http://schemas.microsoft.com/office/drawing/2015/9/8/chartex" xmlns:cx2="http://schemas.microsoft.com/office/drawing/2015/10/21/chartex" xmlns:cx3="http://schemas.microsoft.com/office/drawing/2016/5/9/chartex" xmlns:cx4="http://schemas.microsoft.com/office/drawing/2016/5/10/chartex" xmlns:cx5="http://schemas.microsoft.com/office/drawing/2016/5/11/chartex" xmlns:cx6="http://schemas.microsoft.com/office/drawing/2016/5/12/chartex" xmlns:cx7="http://schemas.microsoft.com/office/drawing/2016/5/13/chartex" xmlns:cx8="http://schemas.microsoft.com/office/drawing/2016/5/14/chartex" xmlns:mc="http://schemas.openxmlformats.org/markup-compatibility/2006" xmlns:aink="http://schemas.microsoft.com/office/drawing/2016/ink" xmlns:am3d="http://schemas.microsoft.com/office/drawing/2017/model3d" xmlns:o="urn:schemas-microsoft-com:office:office" xmlns:oel="http://schemas.microsoft.com/office/2019/extlst" xmlns:r="http://schemas.openxmlformats.org/officeDocument/2006/relationships" xmlns:m="http://schemas.openxmlformats.org/officeDocument/2006/math" xmlns:v="urn:schemas-microsoft-com:vml" xmlns:wp14="http://schemas.microsoft.com/office/word/2010/wordprocessingDrawing" xmlns:wp="http://schemas.openxmlformats.org/drawingml/2006/wordprocessingDrawing" xmlns:w10="urn:schemas-microsoft-com:office:word" xmlns:w="http://schemas.openxmlformats.org/wordprocessingml/2006/main" xmlns:w14="http://schemas.microsoft.com/office/word/2010/wordml" xmlns:w15="http://schemas.microsoft.com/office/word/2012/wordml" xmlns:w16cex="http://schemas.microsoft.com/office/word/2018/wordml/cex" xmlns:w16cid="http://schemas.microsoft.com/office/word/2016/wordml/cid" xmlns:w16="http://schemas.microsoft.com/office/word/2018/wordml" xmlns:w16du="http://schemas.microsoft.com/office/word/2023/wordml/word16du" xmlns:w16sdtdh="http://schemas.microsoft.com/office/word/2020/wordml/sdtdatahash" xmlns:w16se="http://schemas.microsoft.com/office/word/2015/wordml/symex" xmlns:wpg="http://schemas.microsoft.com/office/word/2010/wordprocessingGroup" xmlns:wpi="http://schemas.microsoft.com/office/word/2010/wordprocessingInk" xmlns:wne="http://schemas.microsoft.com/office/word/2006/wordml" xmlns:wps="http://schemas.microsoft.com/office/word/2010/wordprocessingShape" mc:Ignorable="w14 w15 w16se w16cid w16 w16cex w16sdtdh w16du wp14">
+<w:numbering xmlns:wpc="http://schemas.microsoft.com/office/word/2010/wordprocessingCanvas" xmlns:cx="http://schemas.microsoft.com/office/drawing/2014/chartex" xmlns:cx1="http://schemas.microsoft.com/office/drawing/2015/9/8/chartex" xmlns:cx2="http://schemas.microsoft.com/office/drawing/2015/10/21/chartex" xmlns:cx3="http://schemas.microsoft.com/office/drawing/2016/5/9/chartex" xmlns:cx4="http://schemas.microsoft.com/office/drawing/2016/5/10/chartex" xmlns:cx5="http://schemas.microsoft.com/office/drawing/2016/5/11/chartex" xmlns:cx6="http://schemas.microsoft.com/office/drawing/2016/5/12/chartex" xmlns:cx7="http://schemas.microsoft.com/office/drawing/2016/5/13/chartex" xmlns:cx8="http://schemas.microsoft.com/office/drawing/2016/5/14/chartex" xmlns:mc="http://schemas.openxmlformats.org/markup-compatibility/2006" xmlns:aink="http://schemas.microsoft.com/office/drawing/2016/ink" xmlns:am3d="http://schemas.microsoft.com/office/drawing/2017/model3d" xmlns:o="urn:schemas-microsoft-com:office:office" xmlns:r="http://schemas.openxmlformats.org/officeDocument/2006/relationships" xmlns:m="http://schemas.openxmlformats.org/officeDocument/2006/math" xmlns:v="urn:schemas-microsoft-com:vml" xmlns:wp14="http://schemas.microsoft.com/office/word/2010/wordprocessingDrawing" xmlns:wp="http://schemas.openxmlformats.org/drawingml/2006/wordprocessingDrawing" xmlns:w10="urn:schemas-microsoft-com:office:word" xmlns:w="http://schemas.openxmlformats.org/wordprocessingml/2006/main" xmlns:w14="http://schemas.microsoft.com/office/word/2010/wordml" xmlns:w15="http://schemas.microsoft.com/office/word/2012/wordml" xmlns:w16cex="http://schemas.microsoft.com/office/word/2018/wordml/cex" xmlns:w16cid="http://schemas.microsoft.com/office/word/2016/wordml/cid" xmlns:w16="http://schemas.microsoft.com/office/word/2018/wordml" xmlns:w16se="http://schemas.microsoft.com/office/word/2015/wordml/symex" xmlns:wpg="http://schemas.microsoft.com/office/word/2010/wordprocessingGroup" xmlns:wpi="http://schemas.microsoft.com/office/word/2010/wordprocessingInk" xmlns:wne="http://schemas.microsoft.com/office/word/2006/wordml" xmlns:wps="http://schemas.microsoft.com/office/word/2010/wordprocessingShape" mc:Ignorable="w14 w15 w16se w16cid w16 w16cex wp14">
   <w:abstractNum w:abstractNumId="0" w15:restartNumberingAfterBreak="0">
+    <w:nsid w:val="05F9607B"/>
+    <w:multiLevelType w:val="hybridMultilevel"/>
+    <w:tmpl w:val="742E8DB2"/>
+    <w:lvl w:ilvl="0" w:tplc="D2C69480">
+      <w:start w:val="1"/>
+      <w:numFmt w:val="upperLetter"/>
+      <w:lvlText w:val="(%1)"/>
+      <w:lvlJc w:val="left"/>
+      <w:pPr>
+        <w:ind w:left="720" w:hanging="360"/>
+      </w:pPr>
+      <w:rPr>
+        <w:rFonts w:hint="default"/>
+      </w:rPr>
+    </w:lvl>
+    <w:lvl w:ilvl="1" w:tplc="04090019" w:tentative="1">
+      <w:start w:val="1"/>
+      <w:numFmt w:val="lowerLetter"/>
+      <w:lvlText w:val="%2."/>
+      <w:lvlJc w:val="left"/>
+      <w:pPr>
+        <w:ind w:left="1440" w:hanging="360"/>
+      </w:pPr>
+    </w:lvl>
+    <w:lvl w:ilvl="2" w:tplc="0409001B" w:tentative="1">
+      <w:start w:val="1"/>
+      <w:numFmt w:val="lowerRoman"/>
+      <w:lvlText w:val="%3."/>
+      <w:lvlJc w:val="right"/>
+      <w:pPr>
+        <w:ind w:left="2160" w:hanging="180"/>
+      </w:pPr>
+    </w:lvl>
+    <w:lvl w:ilvl="3" w:tplc="0409000F" w:tentative="1">
+      <w:start w:val="1"/>
+      <w:numFmt w:val="decimal"/>
+      <w:lvlText w:val="%4."/>
+      <w:lvlJc w:val="left"/>
+      <w:pPr>
+        <w:ind w:left="2880" w:hanging="360"/>
+      </w:pPr>
+    </w:lvl>
+    <w:lvl w:ilvl="4" w:tplc="04090019" w:tentative="1">
+      <w:start w:val="1"/>
+      <w:numFmt w:val="lowerLetter"/>
+      <w:lvlText w:val="%5."/>
+      <w:lvlJc w:val="left"/>
+      <w:pPr>
+        <w:ind w:left="3600" w:hanging="360"/>
+      </w:pPr>
+    </w:lvl>
+    <w:lvl w:ilvl="5" w:tplc="0409001B" w:tentative="1">
+      <w:start w:val="1"/>
+      <w:numFmt w:val="lowerRoman"/>
+      <w:lvlText w:val="%6."/>
+      <w:lvlJc w:val="right"/>
+      <w:pPr>
+        <w:ind w:left="4320" w:hanging="180"/>
+      </w:pPr>
+    </w:lvl>
+    <w:lvl w:ilvl="6" w:tplc="0409000F" w:tentative="1">
+      <w:start w:val="1"/>
+      <w:numFmt w:val="decimal"/>
+      <w:lvlText w:val="%7."/>
+      <w:lvlJc w:val="left"/>
+      <w:pPr>
+        <w:ind w:left="5040" w:hanging="360"/>
+      </w:pPr>
+    </w:lvl>
+    <w:lvl w:ilvl="7" w:tplc="04090019" w:tentative="1">
+      <w:start w:val="1"/>
+      <w:numFmt w:val="lowerLetter"/>
+      <w:lvlText w:val="%8."/>
+      <w:lvlJc w:val="left"/>
+      <w:pPr>
+        <w:ind w:left="5760" w:hanging="360"/>
+      </w:pPr>
+    </w:lvl>
+    <w:lvl w:ilvl="8" w:tplc="0409001B" w:tentative="1">
+      <w:start w:val="1"/>
+      <w:numFmt w:val="lowerRoman"/>
+      <w:lvlText w:val="%9."/>
+      <w:lvlJc w:val="right"/>
+      <w:pPr>
+        <w:ind w:left="6480" w:hanging="180"/>
+      </w:pPr>
+    </w:lvl>
+  </w:abstractNum>
+  <w:abstractNum w:abstractNumId="1" w15:restartNumberingAfterBreak="0">
     <w:nsid w:val="0A2852B9"/>
     <w:multiLevelType w:val="hybridMultilevel"/>
     <w:tmpl w:val="ED0A33A6"/>
@@ -2087,7 +3318,7 @@
       </w:pPr>
     </w:lvl>
   </w:abstractNum>
-  <w:abstractNum w:abstractNumId="1" w15:restartNumberingAfterBreak="0">
+  <w:abstractNum w:abstractNumId="2" w15:restartNumberingAfterBreak="0">
     <w:nsid w:val="0AAC1C47"/>
     <w:multiLevelType w:val="hybridMultilevel"/>
     <w:tmpl w:val="3132BC54"/>
@@ -2200,7 +3431,7 @@
       </w:rPr>
     </w:lvl>
   </w:abstractNum>
-  <w:abstractNum w:abstractNumId="2" w15:restartNumberingAfterBreak="0">
+  <w:abstractNum w:abstractNumId="3" w15:restartNumberingAfterBreak="0">
     <w:nsid w:val="196736C3"/>
     <w:multiLevelType w:val="hybridMultilevel"/>
     <w:tmpl w:val="2DDE28E2"/>
@@ -2289,7 +3520,7 @@
       </w:pPr>
     </w:lvl>
   </w:abstractNum>
-  <w:abstractNum w:abstractNumId="3" w15:restartNumberingAfterBreak="0">
+  <w:abstractNum w:abstractNumId="4" w15:restartNumberingAfterBreak="0">
     <w:nsid w:val="202E4A96"/>
     <w:multiLevelType w:val="hybridMultilevel"/>
     <w:tmpl w:val="F364C90A"/>
@@ -2379,7 +3610,7 @@
       </w:pPr>
     </w:lvl>
   </w:abstractNum>
-  <w:abstractNum w:abstractNumId="4" w15:restartNumberingAfterBreak="0">
+  <w:abstractNum w:abstractNumId="5" w15:restartNumberingAfterBreak="0">
     <w:nsid w:val="23692CA8"/>
     <w:multiLevelType w:val="hybridMultilevel"/>
     <w:tmpl w:val="4DE82DFA"/>
@@ -2468,7 +3699,7 @@
       </w:pPr>
     </w:lvl>
   </w:abstractNum>
-  <w:abstractNum w:abstractNumId="5" w15:restartNumberingAfterBreak="0">
+  <w:abstractNum w:abstractNumId="6" w15:restartNumberingAfterBreak="0">
     <w:nsid w:val="24DB1F8C"/>
     <w:multiLevelType w:val="hybridMultilevel"/>
     <w:tmpl w:val="D3702EBE"/>
@@ -2557,7 +3788,7 @@
       </w:pPr>
     </w:lvl>
   </w:abstractNum>
-  <w:abstractNum w:abstractNumId="6" w15:restartNumberingAfterBreak="0">
+  <w:abstractNum w:abstractNumId="7" w15:restartNumberingAfterBreak="0">
     <w:nsid w:val="275773CF"/>
     <w:multiLevelType w:val="hybridMultilevel"/>
     <w:tmpl w:val="55EE1BCA"/>
@@ -2647,7 +3878,7 @@
       </w:pPr>
     </w:lvl>
   </w:abstractNum>
-  <w:abstractNum w:abstractNumId="7" w15:restartNumberingAfterBreak="0">
+  <w:abstractNum w:abstractNumId="8" w15:restartNumberingAfterBreak="0">
     <w:nsid w:val="2A984863"/>
     <w:multiLevelType w:val="hybridMultilevel"/>
     <w:tmpl w:val="A48867B0"/>
@@ -2737,7 +3968,7 @@
       </w:pPr>
     </w:lvl>
   </w:abstractNum>
-  <w:abstractNum w:abstractNumId="8" w15:restartNumberingAfterBreak="0">
+  <w:abstractNum w:abstractNumId="9" w15:restartNumberingAfterBreak="0">
     <w:nsid w:val="303103DB"/>
     <w:multiLevelType w:val="multilevel"/>
     <w:tmpl w:val="23002126"/>
@@ -2886,7 +4117,120 @@
       </w:rPr>
     </w:lvl>
   </w:abstractNum>
-  <w:abstractNum w:abstractNumId="9" w15:restartNumberingAfterBreak="0">
+  <w:abstractNum w:abstractNumId="10" w15:restartNumberingAfterBreak="0">
+    <w:nsid w:val="304B7036"/>
+    <w:multiLevelType w:val="hybridMultilevel"/>
+    <w:tmpl w:val="45A8AE22"/>
+    <w:lvl w:ilvl="0" w:tplc="D8C6A3CA">
+      <w:start w:val="1"/>
+      <w:numFmt w:val="bullet"/>
+      <w:lvlText w:val=""/>
+      <w:lvlJc w:val="left"/>
+      <w:pPr>
+        <w:ind w:left="720" w:hanging="360"/>
+      </w:pPr>
+      <w:rPr>
+        <w:rFonts w:ascii="Wingdings" w:hAnsi="Wingdings" w:hint="default"/>
+      </w:rPr>
+    </w:lvl>
+    <w:lvl w:ilvl="1" w:tplc="04090003" w:tentative="1">
+      <w:start w:val="1"/>
+      <w:numFmt w:val="bullet"/>
+      <w:lvlText w:val="o"/>
+      <w:lvlJc w:val="left"/>
+      <w:pPr>
+        <w:ind w:left="1440" w:hanging="360"/>
+      </w:pPr>
+      <w:rPr>
+        <w:rFonts w:ascii="Courier New" w:hAnsi="Courier New" w:cs="Courier New" w:hint="default"/>
+      </w:rPr>
+    </w:lvl>
+    <w:lvl w:ilvl="2" w:tplc="04090005" w:tentative="1">
+      <w:start w:val="1"/>
+      <w:numFmt w:val="bullet"/>
+      <w:lvlText w:val=""/>
+      <w:lvlJc w:val="left"/>
+      <w:pPr>
+        <w:ind w:left="2160" w:hanging="360"/>
+      </w:pPr>
+      <w:rPr>
+        <w:rFonts w:ascii="Wingdings" w:hAnsi="Wingdings" w:hint="default"/>
+      </w:rPr>
+    </w:lvl>
+    <w:lvl w:ilvl="3" w:tplc="04090001" w:tentative="1">
+      <w:start w:val="1"/>
+      <w:numFmt w:val="bullet"/>
+      <w:lvlText w:val=""/>
+      <w:lvlJc w:val="left"/>
+      <w:pPr>
+        <w:ind w:left="2880" w:hanging="360"/>
+      </w:pPr>
+      <w:rPr>
+        <w:rFonts w:ascii="Symbol" w:hAnsi="Symbol" w:hint="default"/>
+      </w:rPr>
+    </w:lvl>
+    <w:lvl w:ilvl="4" w:tplc="04090003" w:tentative="1">
+      <w:start w:val="1"/>
+      <w:numFmt w:val="bullet"/>
+      <w:lvlText w:val="o"/>
+      <w:lvlJc w:val="left"/>
+      <w:pPr>
+        <w:ind w:left="3600" w:hanging="360"/>
+      </w:pPr>
+      <w:rPr>
+        <w:rFonts w:ascii="Courier New" w:hAnsi="Courier New" w:cs="Courier New" w:hint="default"/>
+      </w:rPr>
+    </w:lvl>
+    <w:lvl w:ilvl="5" w:tplc="04090005" w:tentative="1">
+      <w:start w:val="1"/>
+      <w:numFmt w:val="bullet"/>
+      <w:lvlText w:val=""/>
+      <w:lvlJc w:val="left"/>
+      <w:pPr>
+        <w:ind w:left="4320" w:hanging="360"/>
+      </w:pPr>
+      <w:rPr>
+        <w:rFonts w:ascii="Wingdings" w:hAnsi="Wingdings" w:hint="default"/>
+      </w:rPr>
+    </w:lvl>
+    <w:lvl w:ilvl="6" w:tplc="04090001" w:tentative="1">
+      <w:start w:val="1"/>
+      <w:numFmt w:val="bullet"/>
+      <w:lvlText w:val=""/>
+      <w:lvlJc w:val="left"/>
+      <w:pPr>
+        <w:ind w:left="5040" w:hanging="360"/>
+      </w:pPr>
+      <w:rPr>
+        <w:rFonts w:ascii="Symbol" w:hAnsi="Symbol" w:hint="default"/>
+      </w:rPr>
+    </w:lvl>
+    <w:lvl w:ilvl="7" w:tplc="04090003" w:tentative="1">
+      <w:start w:val="1"/>
+      <w:numFmt w:val="bullet"/>
+      <w:lvlText w:val="o"/>
+      <w:lvlJc w:val="left"/>
+      <w:pPr>
+        <w:ind w:left="5760" w:hanging="360"/>
+      </w:pPr>
+      <w:rPr>
+        <w:rFonts w:ascii="Courier New" w:hAnsi="Courier New" w:cs="Courier New" w:hint="default"/>
+      </w:rPr>
+    </w:lvl>
+    <w:lvl w:ilvl="8" w:tplc="04090005" w:tentative="1">
+      <w:start w:val="1"/>
+      <w:numFmt w:val="bullet"/>
+      <w:lvlText w:val=""/>
+      <w:lvlJc w:val="left"/>
+      <w:pPr>
+        <w:ind w:left="6480" w:hanging="360"/>
+      </w:pPr>
+      <w:rPr>
+        <w:rFonts w:ascii="Wingdings" w:hAnsi="Wingdings" w:hint="default"/>
+      </w:rPr>
+    </w:lvl>
+  </w:abstractNum>
+  <w:abstractNum w:abstractNumId="11" w15:restartNumberingAfterBreak="0">
     <w:nsid w:val="31930800"/>
     <w:multiLevelType w:val="hybridMultilevel"/>
     <w:tmpl w:val="0F546F9E"/>
@@ -2999,7 +4343,7 @@
       </w:rPr>
     </w:lvl>
   </w:abstractNum>
-  <w:abstractNum w:abstractNumId="10" w15:restartNumberingAfterBreak="0">
+  <w:abstractNum w:abstractNumId="12" w15:restartNumberingAfterBreak="0">
     <w:nsid w:val="48FD4FB9"/>
     <w:multiLevelType w:val="multilevel"/>
     <w:tmpl w:val="453EC186"/>
@@ -3148,7 +4492,7 @@
       </w:rPr>
     </w:lvl>
   </w:abstractNum>
-  <w:abstractNum w:abstractNumId="11" w15:restartNumberingAfterBreak="0">
+  <w:abstractNum w:abstractNumId="13" w15:restartNumberingAfterBreak="0">
     <w:nsid w:val="52DF69D6"/>
     <w:multiLevelType w:val="hybridMultilevel"/>
     <w:tmpl w:val="4FBC5702"/>
@@ -3237,7 +4581,7 @@
       </w:pPr>
     </w:lvl>
   </w:abstractNum>
-  <w:abstractNum w:abstractNumId="12" w15:restartNumberingAfterBreak="0">
+  <w:abstractNum w:abstractNumId="14" w15:restartNumberingAfterBreak="0">
     <w:nsid w:val="566C34E0"/>
     <w:multiLevelType w:val="hybridMultilevel"/>
     <w:tmpl w:val="FC62BD9A"/>
@@ -3328,7 +4672,7 @@
       </w:pPr>
     </w:lvl>
   </w:abstractNum>
-  <w:abstractNum w:abstractNumId="13" w15:restartNumberingAfterBreak="0">
+  <w:abstractNum w:abstractNumId="15" w15:restartNumberingAfterBreak="0">
     <w:nsid w:val="68071617"/>
     <w:multiLevelType w:val="hybridMultilevel"/>
     <w:tmpl w:val="80CECBEA"/>
@@ -3418,7 +4762,7 @@
       </w:pPr>
     </w:lvl>
   </w:abstractNum>
-  <w:abstractNum w:abstractNumId="14" w15:restartNumberingAfterBreak="0">
+  <w:abstractNum w:abstractNumId="16" w15:restartNumberingAfterBreak="0">
     <w:nsid w:val="6BA451C8"/>
     <w:multiLevelType w:val="hybridMultilevel"/>
     <w:tmpl w:val="3C32B7BA"/>
@@ -3509,7 +4853,7 @@
       </w:pPr>
     </w:lvl>
   </w:abstractNum>
-  <w:abstractNum w:abstractNumId="15" w15:restartNumberingAfterBreak="0">
+  <w:abstractNum w:abstractNumId="17" w15:restartNumberingAfterBreak="0">
     <w:nsid w:val="711E6469"/>
     <w:multiLevelType w:val="multilevel"/>
     <w:tmpl w:val="D952D034"/>
@@ -3658,7 +5002,7 @@
       </w:rPr>
     </w:lvl>
   </w:abstractNum>
-  <w:abstractNum w:abstractNumId="16" w15:restartNumberingAfterBreak="0">
+  <w:abstractNum w:abstractNumId="18" w15:restartNumberingAfterBreak="0">
     <w:nsid w:val="7B292870"/>
     <w:multiLevelType w:val="hybridMultilevel"/>
     <w:tmpl w:val="327888B2"/>
@@ -3747,7 +5091,7 @@
       </w:pPr>
     </w:lvl>
   </w:abstractNum>
-  <w:abstractNum w:abstractNumId="17" w15:restartNumberingAfterBreak="0">
+  <w:abstractNum w:abstractNumId="19" w15:restartNumberingAfterBreak="0">
     <w:nsid w:val="7B48497D"/>
     <w:multiLevelType w:val="hybridMultilevel"/>
     <w:tmpl w:val="BD2858EE"/>
@@ -3836,7 +5180,7 @@
       </w:pPr>
     </w:lvl>
   </w:abstractNum>
-  <w:abstractNum w:abstractNumId="18" w15:restartNumberingAfterBreak="0">
+  <w:abstractNum w:abstractNumId="20" w15:restartNumberingAfterBreak="0">
     <w:nsid w:val="7D057FD8"/>
     <w:multiLevelType w:val="multilevel"/>
     <w:tmpl w:val="B0F8C1F8"/>
@@ -3985,68 +5329,74 @@
       </w:rPr>
     </w:lvl>
   </w:abstractNum>
-  <w:num w:numId="1" w16cid:durableId="336348460">
+  <w:num w:numId="1">
+    <w:abstractNumId w:val="17"/>
+  </w:num>
+  <w:num w:numId="2">
+    <w:abstractNumId w:val="9"/>
+  </w:num>
+  <w:num w:numId="3">
+    <w:abstractNumId w:val="18"/>
+  </w:num>
+  <w:num w:numId="4">
+    <w:abstractNumId w:val="20"/>
+  </w:num>
+  <w:num w:numId="5">
+    <w:abstractNumId w:val="16"/>
+  </w:num>
+  <w:num w:numId="6">
+    <w:abstractNumId w:val="8"/>
+  </w:num>
+  <w:num w:numId="7">
+    <w:abstractNumId w:val="14"/>
+  </w:num>
+  <w:num w:numId="8">
     <w:abstractNumId w:val="15"/>
   </w:num>
-  <w:num w:numId="2" w16cid:durableId="803617522">
-    <w:abstractNumId w:val="8"/>
+  <w:num w:numId="9">
+    <w:abstractNumId w:val="2"/>
   </w:num>
-  <w:num w:numId="3" w16cid:durableId="803279876">
-    <w:abstractNumId w:val="16"/>
+  <w:num w:numId="10">
+    <w:abstractNumId w:val="4"/>
   </w:num>
-  <w:num w:numId="4" w16cid:durableId="1583562283">
-    <w:abstractNumId w:val="18"/>
-  </w:num>
-  <w:num w:numId="5" w16cid:durableId="941496373">
-    <w:abstractNumId w:val="14"/>
-  </w:num>
-  <w:num w:numId="6" w16cid:durableId="1316762734">
+  <w:num w:numId="11">
     <w:abstractNumId w:val="7"/>
   </w:num>
-  <w:num w:numId="7" w16cid:durableId="467015242">
+  <w:num w:numId="12">
+    <w:abstractNumId w:val="11"/>
+  </w:num>
+  <w:num w:numId="13">
+    <w:abstractNumId w:val="3"/>
+  </w:num>
+  <w:num w:numId="14">
+    <w:abstractNumId w:val="19"/>
+  </w:num>
+  <w:num w:numId="15">
     <w:abstractNumId w:val="12"/>
   </w:num>
-  <w:num w:numId="8" w16cid:durableId="1396316760">
+  <w:num w:numId="16">
     <w:abstractNumId w:val="13"/>
   </w:num>
-  <w:num w:numId="9" w16cid:durableId="1944650004">
+  <w:num w:numId="17">
+    <w:abstractNumId w:val="5"/>
+  </w:num>
+  <w:num w:numId="18">
     <w:abstractNumId w:val="1"/>
   </w:num>
-  <w:num w:numId="10" w16cid:durableId="19282397">
-    <w:abstractNumId w:val="3"/>
-  </w:num>
-  <w:num w:numId="11" w16cid:durableId="762920881">
+  <w:num w:numId="19">
     <w:abstractNumId w:val="6"/>
   </w:num>
-  <w:num w:numId="12" w16cid:durableId="226648408">
-    <w:abstractNumId w:val="9"/>
-  </w:num>
-  <w:num w:numId="13" w16cid:durableId="589705163">
-    <w:abstractNumId w:val="2"/>
-  </w:num>
-  <w:num w:numId="14" w16cid:durableId="2010400875">
-    <w:abstractNumId w:val="17"/>
-  </w:num>
-  <w:num w:numId="15" w16cid:durableId="1111313874">
+  <w:num w:numId="20">
     <w:abstractNumId w:val="10"/>
   </w:num>
-  <w:num w:numId="16" w16cid:durableId="350497020">
-    <w:abstractNumId w:val="11"/>
-  </w:num>
-  <w:num w:numId="17" w16cid:durableId="2068527763">
-    <w:abstractNumId w:val="4"/>
-  </w:num>
-  <w:num w:numId="18" w16cid:durableId="1711420194">
+  <w:num w:numId="21">
     <w:abstractNumId w:val="0"/>
-  </w:num>
-  <w:num w:numId="19" w16cid:durableId="963540084">
-    <w:abstractNumId w:val="5"/>
   </w:num>
 </w:numbering>
 </file>
 
 <file path=word/styles.xml><?xml version="1.0" encoding="utf-8"?>
-<w:styles xmlns:mc="http://schemas.openxmlformats.org/markup-compatibility/2006" xmlns:r="http://schemas.openxmlformats.org/officeDocument/2006/relationships" xmlns:w="http://schemas.openxmlformats.org/wordprocessingml/2006/main" xmlns:w14="http://schemas.microsoft.com/office/word/2010/wordml" xmlns:w15="http://schemas.microsoft.com/office/word/2012/wordml" xmlns:w16cex="http://schemas.microsoft.com/office/word/2018/wordml/cex" xmlns:w16cid="http://schemas.microsoft.com/office/word/2016/wordml/cid" xmlns:w16="http://schemas.microsoft.com/office/word/2018/wordml" xmlns:w16du="http://schemas.microsoft.com/office/word/2023/wordml/word16du" xmlns:w16sdtdh="http://schemas.microsoft.com/office/word/2020/wordml/sdtdatahash" xmlns:w16se="http://schemas.microsoft.com/office/word/2015/wordml/symex" mc:Ignorable="w14 w15 w16se w16cid w16 w16cex w16sdtdh w16du">
+<w:styles xmlns:mc="http://schemas.openxmlformats.org/markup-compatibility/2006" xmlns:r="http://schemas.openxmlformats.org/officeDocument/2006/relationships" xmlns:w="http://schemas.openxmlformats.org/wordprocessingml/2006/main" xmlns:w14="http://schemas.microsoft.com/office/word/2010/wordml" xmlns:w15="http://schemas.microsoft.com/office/word/2012/wordml" xmlns:w16cex="http://schemas.microsoft.com/office/word/2018/wordml/cex" xmlns:w16cid="http://schemas.microsoft.com/office/word/2016/wordml/cid" xmlns:w16="http://schemas.microsoft.com/office/word/2018/wordml" xmlns:w16se="http://schemas.microsoft.com/office/word/2015/wordml/symex" mc:Ignorable="w14 w15 w16se w16cid w16 w16cex">
   <w:docDefaults>
     <w:rPrDefault>
       <w:rPr>
@@ -4090,7 +5440,7 @@
     <w:lsdException w:name="footnote text" w:semiHidden="1" w:unhideWhenUsed="1"/>
     <w:lsdException w:name="annotation text" w:semiHidden="1" w:unhideWhenUsed="1"/>
     <w:lsdException w:name="header" w:semiHidden="1" w:unhideWhenUsed="1"/>
-    <w:lsdException w:name="footer" w:semiHidden="1" w:unhideWhenUsed="1"/>
+    <w:lsdException w:name="footer" w:semiHidden="1" w:uiPriority="0" w:unhideWhenUsed="1"/>
     <w:lsdException w:name="index heading" w:semiHidden="1" w:unhideWhenUsed="1"/>
     <w:lsdException w:name="caption" w:semiHidden="1" w:uiPriority="35" w:unhideWhenUsed="1" w:qFormat="1"/>
     <w:lsdException w:name="table of figures" w:semiHidden="1" w:unhideWhenUsed="1"/>
@@ -4487,7 +5837,6 @@
     <w:name w:val="Footer Char"/>
     <w:basedOn w:val="DefaultParagraphFont"/>
     <w:link w:val="Footer"/>
-    <w:uiPriority w:val="99"/>
     <w:qFormat/>
     <w:rsid w:val="0082551F"/>
   </w:style>
@@ -4609,7 +5958,6 @@
     <w:name w:val="footer"/>
     <w:basedOn w:val="Normal"/>
     <w:link w:val="FooterChar"/>
-    <w:uiPriority w:val="99"/>
     <w:unhideWhenUsed/>
     <w:rsid w:val="0082551F"/>
     <w:pPr>
